--- a/docx/report.docx
+++ b/docx/report.docx
@@ -122,7 +122,7 @@
           <w:szCs w:val="24"/>
           <w:lang w:eastAsia="en-US" w:bidi="en-US"/>
         </w:rPr>
-        <w:t>Информатика и информационные технологии</w:t>
+        <w:t>Информационные системы и технологии</w:t>
       </w:r>
       <w:r>
         <w:rPr>
@@ -176,14 +176,20 @@
           <w:szCs w:val="24"/>
           <w:lang w:eastAsia="en-US" w:bidi="en-US"/>
         </w:rPr>
-        <w:t>09.03.02 «Информационные системы и</w:t>
-      </w:r>
-    </w:p>
-    <w:p>
-      <w:pPr>
-        <w:spacing w:before="100" w:beforeAutospacing="1" w:after="100" w:afterAutospacing="1" w:line="360" w:lineRule="auto"/>
-        <w:ind w:left="408" w:right="15"/>
-        <w:jc w:val="center"/>
+        <w:t>09.03.02 «</w:t>
+      </w:r>
+      <w:r>
+        <w:rPr>
+          <w:rFonts w:cs="Times New Roman"/>
+          <w:color w:val="000000"/>
+          <w:sz w:val="24"/>
+          <w:szCs w:val="24"/>
+          <w:u w:val="single"/>
+          <w:lang w:eastAsia="en-US" w:bidi="en-US"/>
+        </w:rPr>
+        <w:t>Автоматизированные системы обработки информации и управления</w:t>
+      </w:r>
+      <w:r>
         <w:rPr>
           <w:rFonts w:cs="Times New Roman"/>
           <w:color w:val="000000"/>
@@ -191,16 +197,7 @@
           <w:szCs w:val="24"/>
           <w:lang w:eastAsia="en-US" w:bidi="en-US"/>
         </w:rPr>
-      </w:pPr>
-      <w:r>
-        <w:rPr>
-          <w:rFonts w:cs="Times New Roman"/>
-          <w:color w:val="000000"/>
-          <w:sz w:val="24"/>
-          <w:szCs w:val="24"/>
-          <w:lang w:eastAsia="en-US" w:bidi="en-US"/>
-        </w:rPr>
-        <w:t>технологии»</w:t>
+        <w:t>»</w:t>
       </w:r>
     </w:p>
     <w:p>
@@ -439,20 +436,17 @@
           <w:u w:val="single"/>
           <w:lang w:eastAsia="en-US" w:bidi="en-US"/>
         </w:rPr>
-        <w:t>«Информатика и</w:t>
-      </w:r>
-    </w:p>
-    <w:p>
-      <w:pPr>
-        <w:spacing w:before="100" w:beforeAutospacing="1" w:after="100" w:afterAutospacing="1" w:line="360" w:lineRule="auto"/>
-        <w:ind w:left="-5" w:right="-1"/>
+        <w:t>«</w:t>
+      </w:r>
+      <w:r>
         <w:rPr>
           <w:rFonts w:eastAsia="Times New Roman" w:cs="Times New Roman"/>
           <w:color w:val="000000"/>
           <w:u w:val="single"/>
           <w:lang w:eastAsia="en-US" w:bidi="en-US"/>
         </w:rPr>
-      </w:pPr>
+        <w:t>Информационные системы и технологии</w:t>
+      </w:r>
       <w:r>
         <w:rPr>
           <w:rFonts w:eastAsia="Times New Roman" w:cs="Times New Roman"/>
@@ -460,7 +454,7 @@
           <w:u w:val="single"/>
           <w:lang w:eastAsia="en-US" w:bidi="en-US"/>
         </w:rPr>
-        <w:t>информационные технологии»</w:t>
+        <w:t>»</w:t>
       </w:r>
     </w:p>
     <w:p>
@@ -667,7 +661,7 @@
           <w:r>
             <w:fldChar w:fldCharType="separate"/>
           </w:r>
-          <w:hyperlink w:anchor="_Toc232111247" w:history="1">
+          <w:hyperlink w:anchor="_Toc232111598" w:history="1">
             <w:r>
               <w:rPr>
                 <w:rStyle w:val="a8"/>
@@ -696,7 +690,7 @@
                 <w:noProof/>
                 <w:webHidden/>
               </w:rPr>
-              <w:instrText xml:space="preserve"> PAGEREF _Toc232111247 \h </w:instrText>
+              <w:instrText xml:space="preserve"> PAGEREF _Toc232111598 \h </w:instrText>
             </w:r>
             <w:r>
               <w:rPr>
@@ -742,7 +736,7 @@
               <w14:ligatures w14:val="standardContextual"/>
             </w:rPr>
           </w:pPr>
-          <w:hyperlink w:anchor="_Toc232111248" w:history="1">
+          <w:hyperlink w:anchor="_Toc232111599" w:history="1">
             <w:r>
               <w:rPr>
                 <w:rStyle w:val="a8"/>
@@ -771,7 +765,7 @@
                 <w:noProof/>
                 <w:webHidden/>
               </w:rPr>
-              <w:instrText xml:space="preserve"> PAGEREF _Toc232111248 \h </w:instrText>
+              <w:instrText xml:space="preserve"> PAGEREF _Toc232111599 \h </w:instrText>
             </w:r>
             <w:r>
               <w:rPr>
@@ -817,7 +811,7 @@
               <w14:ligatures w14:val="standardContextual"/>
             </w:rPr>
           </w:pPr>
-          <w:hyperlink w:anchor="_Toc232111249" w:history="1">
+          <w:hyperlink w:anchor="_Toc232111600" w:history="1">
             <w:r>
               <w:rPr>
                 <w:rStyle w:val="a8"/>
@@ -846,7 +840,7 @@
                 <w:noProof/>
                 <w:webHidden/>
               </w:rPr>
-              <w:instrText xml:space="preserve"> PAGEREF _Toc232111249 \h </w:instrText>
+              <w:instrText xml:space="preserve"> PAGEREF _Toc232111600 \h </w:instrText>
             </w:r>
             <w:r>
               <w:rPr>
@@ -892,7 +886,7 @@
               <w14:ligatures w14:val="standardContextual"/>
             </w:rPr>
           </w:pPr>
-          <w:hyperlink w:anchor="_Toc232111250" w:history="1">
+          <w:hyperlink w:anchor="_Toc232111601" w:history="1">
             <w:r>
               <w:rPr>
                 <w:rStyle w:val="a8"/>
@@ -921,7 +915,7 @@
                 <w:noProof/>
                 <w:webHidden/>
               </w:rPr>
-              <w:instrText xml:space="preserve"> PAGEREF _Toc232111250 \h </w:instrText>
+              <w:instrText xml:space="preserve"> PAGEREF _Toc232111601 \h </w:instrText>
             </w:r>
             <w:r>
               <w:rPr>
@@ -967,7 +961,7 @@
               <w14:ligatures w14:val="standardContextual"/>
             </w:rPr>
           </w:pPr>
-          <w:hyperlink w:anchor="_Toc232111251" w:history="1">
+          <w:hyperlink w:anchor="_Toc232111602" w:history="1">
             <w:r>
               <w:rPr>
                 <w:rStyle w:val="a8"/>
@@ -996,7 +990,7 @@
                 <w:noProof/>
                 <w:webHidden/>
               </w:rPr>
-              <w:instrText xml:space="preserve"> PAGEREF _Toc232111251 \h </w:instrText>
+              <w:instrText xml:space="preserve"> PAGEREF _Toc232111602 \h </w:instrText>
             </w:r>
             <w:r>
               <w:rPr>
@@ -1054,7 +1048,7 @@
           <w:bCs/>
         </w:rPr>
       </w:pPr>
-      <w:bookmarkStart w:id="0" w:name="_Toc232111247"/>
+      <w:bookmarkStart w:id="0" w:name="_Toc232111598"/>
       <w:r>
         <w:rPr>
           <w:b/>
@@ -1114,7 +1108,7 @@
           <w:bCs/>
         </w:rPr>
       </w:pPr>
-      <w:bookmarkStart w:id="1" w:name="_Toc232111248"/>
+      <w:bookmarkStart w:id="1" w:name="_Toc232111599"/>
       <w:r>
         <w:rPr>
           <w:b/>
@@ -1373,7 +1367,7 @@
           <w:bCs/>
         </w:rPr>
       </w:pPr>
-      <w:bookmarkStart w:id="2" w:name="_Toc232111249"/>
+      <w:bookmarkStart w:id="2" w:name="_Toc232111600"/>
       <w:r>
         <w:rPr>
           <w:b/>
@@ -1536,7 +1530,7 @@
           <w:bCs/>
         </w:rPr>
       </w:pPr>
-      <w:bookmarkStart w:id="3" w:name="_Toc232111250"/>
+      <w:bookmarkStart w:id="3" w:name="_Toc232111601"/>
       <w:r>
         <w:rPr>
           <w:b/>
@@ -1565,7 +1559,13 @@
         <w:spacing w:line="360" w:lineRule="auto"/>
       </w:pPr>
       <w:r>
-        <w:t xml:space="preserve">Главным результатом стал готовый и опубликованный сайт о мессенджере «Alt» (доступен </w:t>
+        <w:t xml:space="preserve">Главным результатом стал готовый и опубликованный сайт о </w:t>
+      </w:r>
+      <w:r>
+        <w:t>платформе</w:t>
+      </w:r>
+      <w:r>
+        <w:t xml:space="preserve"> «Alt» (доступен </w:t>
       </w:r>
       <w:r>
         <w:t xml:space="preserve">по ссылке: </w:t>
@@ -1575,43 +1575,79 @@
           <w:rPr>
             <w:rStyle w:val="a8"/>
           </w:rPr>
-          <w:t>https://alt.c</w:t>
+          <w:t>https://alt.creatusest.ru/</w:t>
+        </w:r>
+      </w:hyperlink>
+      <w:r>
+        <w:t>). В нем реализованы все разделы, которые требовались по заданию. На стартовой странице размещено описание продукта, а во вкладке с участниками расписано распределение ролей в команде. Для фиксации прогресса был сделан отдельный раздел, куда постепенно добавлялись отч</w:t>
+      </w:r>
+      <w:r>
+        <w:t>ё</w:t>
+      </w:r>
+      <w:r>
+        <w:t>ты и новости.</w:t>
+      </w:r>
+    </w:p>
+    <w:p>
+      <w:pPr>
+        <w:spacing w:line="360" w:lineRule="auto"/>
+      </w:pPr>
+      <w:r>
+        <w:t xml:space="preserve">Для написания текстов и оформления страниц в репозитории активно применялся язык </w:t>
+      </w:r>
+      <w:proofErr w:type="spellStart"/>
+      <w:r>
+        <w:t>Markdown</w:t>
+      </w:r>
+      <w:proofErr w:type="spellEnd"/>
+      <w:r>
+        <w:t xml:space="preserve">. Сам сайт является статическим, его интерфейс выдержан в строгом темном стиле с добавлением визуальных элементов. Исходники и тексты успешно </w:t>
+      </w:r>
+      <w:r>
+        <w:lastRenderedPageBreak/>
+        <w:t>загружены в систему контроля версий</w:t>
+      </w:r>
+      <w:r>
+        <w:t xml:space="preserve"> (ссылка на </w:t>
+      </w:r>
+      <w:r>
+        <w:rPr>
+          <w:lang w:val="en-US"/>
+        </w:rPr>
+        <w:t>GitHub</w:t>
+      </w:r>
+      <w:r>
+        <w:t xml:space="preserve">: </w:t>
+      </w:r>
+      <w:hyperlink r:id="rId9" w:history="1">
+        <w:r>
+          <w:rPr>
+            <w:rStyle w:val="a8"/>
+          </w:rPr>
+          <w:t>https://github.com/Berrondol/Alt-Site-Pra</w:t>
         </w:r>
         <w:r>
           <w:rPr>
             <w:rStyle w:val="a8"/>
           </w:rPr>
-          <w:t>r</w:t>
+          <w:t>c</w:t>
         </w:r>
         <w:r>
           <w:rPr>
             <w:rStyle w:val="a8"/>
           </w:rPr>
-          <w:t>eatusest.ru/</w:t>
+          <w:t>tice</w:t>
         </w:r>
       </w:hyperlink>
       <w:r>
-        <w:t>). В нем реализованы все разделы, которые требовались по заданию. На стартовой странице размещено описание продукта, а во вкладке с участниками расписано распределение ролей в команде. Для фиксации прогресса был сделан отдельный раздел, куда постепенно добавлялись отчеты и новости.</w:t>
+        <w:t>)</w:t>
+      </w:r>
+      <w:r>
+        <w:t>.</w:t>
       </w:r>
     </w:p>
     <w:p>
       <w:pPr>
-        <w:spacing w:line="360" w:lineRule="auto"/>
-      </w:pPr>
-      <w:r>
-        <w:t xml:space="preserve">Для написания текстов и оформления страниц в репозитории активно применялся язык </w:t>
-      </w:r>
-      <w:proofErr w:type="spellStart"/>
-      <w:r>
-        <w:t>Markdown</w:t>
-      </w:r>
-      <w:proofErr w:type="spellEnd"/>
-      <w:r>
-        <w:t>. Сам сайт является статическим, его интерфейс выдержан в строгом темном стиле с добавлением визуальных элементов. Исходники и тексты успешно загружены в систему контроля версий.</w:t>
-      </w:r>
-    </w:p>
-    <w:p>
-      <w:pPr>
         <w:pStyle w:val="1"/>
         <w:spacing w:before="160" w:after="160" w:line="360" w:lineRule="auto"/>
         <w:rPr>
@@ -1619,13 +1655,12 @@
           <w:bCs/>
         </w:rPr>
       </w:pPr>
-      <w:bookmarkStart w:id="4" w:name="_Toc232111251"/>
+      <w:bookmarkStart w:id="4" w:name="_Toc232111602"/>
       <w:r>
         <w:rPr>
           <w:b/>
           <w:bCs/>
         </w:rPr>
-        <w:lastRenderedPageBreak/>
         <w:t>ЗАКЛЮЧЕНИЕ</w:t>
       </w:r>
       <w:bookmarkEnd w:id="4"/>
@@ -1717,7 +1752,7 @@
       </w:r>
     </w:p>
     <w:sectPr>
-      <w:footerReference w:type="default" r:id="rId9"/>
+      <w:footerReference w:type="default" r:id="rId10"/>
       <w:pgSz w:w="11906" w:h="16838"/>
       <w:pgMar w:top="1134" w:right="850" w:bottom="1134" w:left="1134" w:header="708" w:footer="708" w:gutter="0"/>
       <w:pgNumType w:start="1"/>
